--- a/odd EVEN sem NODE JS,CN.docx
+++ b/odd EVEN sem NODE JS,CN.docx
@@ -1,6 +1,6 @@
 
 <file path=word/document.xml><?xml version="1.0" encoding="utf-8"?>
-<w:document xmlns:wpc="http://schemas.microsoft.com/office/word/2010/wordprocessingCanvas" xmlns:mc="http://schemas.openxmlformats.org/markup-compatibility/2006" xmlns:o="urn:schemas-microsoft-com:office:office" xmlns:r="http://schemas.openxmlformats.org/officeDocument/2006/relationships" xmlns:m="http://schemas.openxmlformats.org/officeDocument/2006/math" xmlns:v="urn:schemas-microsoft-com:vml" xmlns:wp14="http://schemas.microsoft.com/office/word/2010/wordprocessingDrawing" xmlns:wp="http://schemas.openxmlformats.org/drawingml/2006/wordprocessingDrawing" xmlns:w10="urn:schemas-microsoft-com:office:word" xmlns:w="http://schemas.openxmlformats.org/wordprocessingml/2006/main" xmlns:w14="http://schemas.microsoft.com/office/word/2010/wordml" xmlns:w15="http://schemas.microsoft.com/office/word/2012/wordml" xmlns:wpg="http://schemas.microsoft.com/office/word/2010/wordprocessingGroup" xmlns:wpi="http://schemas.microsoft.com/office/word/2010/wordprocessingInk" xmlns:wne="http://schemas.microsoft.com/office/word/2006/wordml" xmlns:wps="http://schemas.microsoft.com/office/word/2010/wordprocessingShape" mc:Ignorable="w14 w15 wp14">
+<w:document xmlns:wpc="http://schemas.microsoft.com/office/word/2010/wordprocessingCanvas" xmlns:cx="http://schemas.microsoft.com/office/drawing/2014/chartex" xmlns:cx1="http://schemas.microsoft.com/office/drawing/2015/9/8/chartex" xmlns:cx2="http://schemas.microsoft.com/office/drawing/2015/10/21/chartex" xmlns:cx3="http://schemas.microsoft.com/office/drawing/2016/5/9/chartex" xmlns:cx4="http://schemas.microsoft.com/office/drawing/2016/5/10/chartex" xmlns:cx5="http://schemas.microsoft.com/office/drawing/2016/5/11/chartex" xmlns:cx6="http://schemas.microsoft.com/office/drawing/2016/5/12/chartex" xmlns:cx7="http://schemas.microsoft.com/office/drawing/2016/5/13/chartex" xmlns:cx8="http://schemas.microsoft.com/office/drawing/2016/5/14/chartex" xmlns:mc="http://schemas.openxmlformats.org/markup-compatibility/2006" xmlns:aink="http://schemas.microsoft.com/office/drawing/2016/ink" xmlns:am3d="http://schemas.microsoft.com/office/drawing/2017/model3d" xmlns:o="urn:schemas-microsoft-com:office:office" xmlns:r="http://schemas.openxmlformats.org/officeDocument/2006/relationships" xmlns:m="http://schemas.openxmlformats.org/officeDocument/2006/math" xmlns:v="urn:schemas-microsoft-com:vml" xmlns:wp14="http://schemas.microsoft.com/office/word/2010/wordprocessingDrawing" xmlns:wp="http://schemas.openxmlformats.org/drawingml/2006/wordprocessingDrawing" xmlns:w10="urn:schemas-microsoft-com:office:word" xmlns:w="http://schemas.openxmlformats.org/wordprocessingml/2006/main" xmlns:w14="http://schemas.microsoft.com/office/word/2010/wordml" xmlns:w15="http://schemas.microsoft.com/office/word/2012/wordml" xmlns:w16cid="http://schemas.microsoft.com/office/word/2016/wordml/cid" xmlns:w16se="http://schemas.microsoft.com/office/word/2015/wordml/symex" xmlns:wpg="http://schemas.microsoft.com/office/word/2010/wordprocessingGroup" xmlns:wpi="http://schemas.microsoft.com/office/word/2010/wordprocessingInk" xmlns:wne="http://schemas.microsoft.com/office/word/2006/wordml" xmlns:wps="http://schemas.microsoft.com/office/word/2010/wordprocessingShape" mc:Ignorable="w14 w15 w16se w16cid wp14">
   <w:body>
     <w:p>
       <w:pPr>
@@ -412,7 +412,7 @@
                     </wp:anchor>
                   </w:drawing>
                 </mc:Choice>
-                <mc:Fallback xmlns:w16se="http://schemas.microsoft.com/office/word/2015/wordml/symex" xmlns:cx="http://schemas.microsoft.com/office/drawing/2014/chartex">
+                <mc:Fallback>
                   <w:pict>
                     <v:shapetype w14:anchorId="1CAE9E42" id="_x0000_t32" coordsize="21600,21600" o:spt="32" o:oned="t" path="m,l21600,21600e" filled="f">
                       <v:path arrowok="t" fillok="f" o:connecttype="none"/>
@@ -2313,6 +2313,34 @@
         </w:rPr>
         <w:t>%</w:t>
       </w:r>
+      <w:r>
+        <w:rPr>
+          <w:b/>
+          <w:sz w:val="24"/>
+          <w:szCs w:val="24"/>
+        </w:rPr>
+        <w:t xml:space="preserve"> </w:t>
+      </w:r>
+      <w:proofErr w:type="spellStart"/>
+      <w:r>
+        <w:rPr>
+          <w:b/>
+          <w:sz w:val="24"/>
+          <w:szCs w:val="24"/>
+        </w:rPr>
+        <w:t>sai</w:t>
+      </w:r>
+      <w:proofErr w:type="spellEnd"/>
+      <w:r>
+        <w:rPr>
+          <w:b/>
+          <w:sz w:val="24"/>
+          <w:szCs w:val="24"/>
+        </w:rPr>
+        <w:t xml:space="preserve"> manikan</w:t>
+      </w:r>
+      <w:bookmarkStart w:id="0" w:name="_GoBack"/>
+      <w:bookmarkEnd w:id="0"/>
     </w:p>
     <w:p>
       <w:pPr>
@@ -2464,18 +2492,7 @@
           <w:sz w:val="24"/>
           <w:szCs w:val="24"/>
         </w:rPr>
-        <w:t>roved</w:t>
-      </w:r>
-      <w:bookmarkStart w:id="0" w:name="_GoBack"/>
-      <w:bookmarkEnd w:id="0"/>
-      <w:r>
-        <w:rPr>
-          <w:rFonts w:ascii="Cambria"/>
-          <w:b/>
-          <w:sz w:val="24"/>
-          <w:szCs w:val="24"/>
-        </w:rPr>
-        <w:t xml:space="preserve"> by AICTE &amp; Affiliated to JNTU, Hyderabad)</w:t>
+        <w:t>roved by AICTE &amp; Affiliated to JNTU, Hyderabad)</w:t>
       </w:r>
     </w:p>
     <w:p>
@@ -2665,7 +2682,7 @@
                     </wp:anchor>
                   </w:drawing>
                 </mc:Choice>
-                <mc:Fallback xmlns:w16se="http://schemas.microsoft.com/office/word/2015/wordml/symex" xmlns:cx="http://schemas.microsoft.com/office/drawing/2014/chartex">
+                <mc:Fallback>
                   <w:pict>
                     <v:shape w14:anchorId="373AA16E" id="AutoShape 5" o:spid="_x0000_s1026" type="#_x0000_t32" style="position:absolute;margin-left:.7pt;margin-top:3.3pt;width:42.1pt;height:62.25pt;z-index:251662336;visibility:visible;mso-wrap-style:square;mso-width-percent:0;mso-height-percent:0;mso-wrap-distance-left:9pt;mso-wrap-distance-top:0;mso-wrap-distance-right:9pt;mso-wrap-distance-bottom:0;mso-position-horizontal:absolute;mso-position-horizontal-relative:text;mso-position-vertical:absolute;mso-position-vertical-relative:text;mso-width-percent:0;mso-height-percent:0;mso-width-relative:page;mso-height-relative:page" o:gfxdata="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"/>
                   </w:pict>
@@ -4651,7 +4668,7 @@
 </file>
 
 <file path=word/styles.xml><?xml version="1.0" encoding="utf-8"?>
-<w:styles xmlns:mc="http://schemas.openxmlformats.org/markup-compatibility/2006" xmlns:r="http://schemas.openxmlformats.org/officeDocument/2006/relationships" xmlns:w="http://schemas.openxmlformats.org/wordprocessingml/2006/main" xmlns:w14="http://schemas.microsoft.com/office/word/2010/wordml" xmlns:w15="http://schemas.microsoft.com/office/word/2012/wordml" mc:Ignorable="w14 w15">
+<w:styles xmlns:mc="http://schemas.openxmlformats.org/markup-compatibility/2006" xmlns:r="http://schemas.openxmlformats.org/officeDocument/2006/relationships" xmlns:w="http://schemas.openxmlformats.org/wordprocessingml/2006/main" xmlns:w14="http://schemas.microsoft.com/office/word/2010/wordml" xmlns:w15="http://schemas.microsoft.com/office/word/2012/wordml" xmlns:w16cid="http://schemas.microsoft.com/office/word/2016/wordml/cid" xmlns:w16se="http://schemas.microsoft.com/office/word/2015/wordml/symex" mc:Ignorable="w14 w15 w16se w16cid">
   <w:docDefaults>
     <w:rPrDefault>
       <w:rPr>
@@ -4661,7 +4678,7 @@
     </w:rPrDefault>
     <w:pPrDefault/>
   </w:docDefaults>
-  <w:latentStyles w:defLockedState="0" w:defUIPriority="99" w:defSemiHidden="0" w:defUnhideWhenUsed="0" w:defQFormat="0" w:count="371">
+  <w:latentStyles w:defLockedState="0" w:defUIPriority="99" w:defSemiHidden="0" w:defUnhideWhenUsed="0" w:defQFormat="0" w:count="375">
     <w:lsdException w:name="Normal" w:uiPriority="0" w:qFormat="1"/>
     <w:lsdException w:name="heading 1" w:uiPriority="9" w:qFormat="1"/>
     <w:lsdException w:name="heading 2" w:semiHidden="1" w:uiPriority="9" w:unhideWhenUsed="1" w:qFormat="1"/>
@@ -4767,7 +4784,7 @@
     <w:lsdException w:name="HTML Sample" w:semiHidden="1" w:unhideWhenUsed="1"/>
     <w:lsdException w:name="HTML Typewriter" w:semiHidden="1" w:unhideWhenUsed="1"/>
     <w:lsdException w:name="HTML Variable" w:semiHidden="1" w:unhideWhenUsed="1"/>
-    <w:lsdException w:name="Normal Table" w:semiHidden="1" w:unhideWhenUsed="1" w:qFormat="1"/>
+    <w:lsdException w:name="Normal Table" w:qFormat="1"/>
     <w:lsdException w:name="annotation subject" w:semiHidden="1" w:unhideWhenUsed="1"/>
     <w:lsdException w:name="No List" w:semiHidden="1" w:unhideWhenUsed="1"/>
     <w:lsdException w:name="Outline List 1" w:semiHidden="1" w:unhideWhenUsed="1"/>
@@ -4811,10 +4828,8 @@
     <w:lsdException w:name="Table Elegant" w:semiHidden="1" w:unhideWhenUsed="1"/>
     <w:lsdException w:name="Table Professional" w:semiHidden="1" w:unhideWhenUsed="1"/>
     <w:lsdException w:name="Table Subtle 1" w:semiHidden="1" w:unhideWhenUsed="1"/>
-    <w:lsdException w:name="Table Subtle 2" w:semiHidden="1" w:unhideWhenUsed="1"/>
     <w:lsdException w:name="Table Web 1" w:semiHidden="1" w:unhideWhenUsed="1"/>
     <w:lsdException w:name="Table Web 2" w:semiHidden="1" w:unhideWhenUsed="1"/>
-    <w:lsdException w:name="Table Web 3" w:semiHidden="1" w:unhideWhenUsed="1"/>
     <w:lsdException w:name="Balloon Text" w:semiHidden="1" w:unhideWhenUsed="1"/>
     <w:lsdException w:name="Table Grid" w:uiPriority="59"/>
     <w:lsdException w:name="Table Theme" w:semiHidden="1" w:unhideWhenUsed="1"/>
@@ -5030,6 +5045,10 @@
     <w:lsdException w:name="List Table 5 Dark Accent 6" w:uiPriority="50"/>
     <w:lsdException w:name="List Table 6 Colorful Accent 6" w:uiPriority="51"/>
     <w:lsdException w:name="List Table 7 Colorful Accent 6" w:uiPriority="52"/>
+    <w:lsdException w:name="Mention" w:semiHidden="1" w:unhideWhenUsed="1"/>
+    <w:lsdException w:name="Smart Hyperlink" w:semiHidden="1" w:unhideWhenUsed="1"/>
+    <w:lsdException w:name="Hashtag" w:semiHidden="1" w:unhideWhenUsed="1"/>
+    <w:lsdException w:name="Unresolved Mention" w:semiHidden="1" w:unhideWhenUsed="1"/>
   </w:latentStyles>
   <w:style w:type="paragraph" w:default="1" w:styleId="Normal">
     <w:name w:val="Normal"/>

--- a/odd EVEN sem NODE JS,CN.docx
+++ b/odd EVEN sem NODE JS,CN.docx
@@ -1,6 +1,6 @@
 
 <file path=word/document.xml><?xml version="1.0" encoding="utf-8"?>
-<w:document xmlns:wpc="http://schemas.microsoft.com/office/word/2010/wordprocessingCanvas" xmlns:cx="http://schemas.microsoft.com/office/drawing/2014/chartex" xmlns:cx1="http://schemas.microsoft.com/office/drawing/2015/9/8/chartex" xmlns:cx2="http://schemas.microsoft.com/office/drawing/2015/10/21/chartex" xmlns:cx3="http://schemas.microsoft.com/office/drawing/2016/5/9/chartex" xmlns:cx4="http://schemas.microsoft.com/office/drawing/2016/5/10/chartex" xmlns:cx5="http://schemas.microsoft.com/office/drawing/2016/5/11/chartex" xmlns:cx6="http://schemas.microsoft.com/office/drawing/2016/5/12/chartex" xmlns:cx7="http://schemas.microsoft.com/office/drawing/2016/5/13/chartex" xmlns:cx8="http://schemas.microsoft.com/office/drawing/2016/5/14/chartex" xmlns:mc="http://schemas.openxmlformats.org/markup-compatibility/2006" xmlns:aink="http://schemas.microsoft.com/office/drawing/2016/ink" xmlns:am3d="http://schemas.microsoft.com/office/drawing/2017/model3d" xmlns:o="urn:schemas-microsoft-com:office:office" xmlns:r="http://schemas.openxmlformats.org/officeDocument/2006/relationships" xmlns:m="http://schemas.openxmlformats.org/officeDocument/2006/math" xmlns:v="urn:schemas-microsoft-com:vml" xmlns:wp14="http://schemas.microsoft.com/office/word/2010/wordprocessingDrawing" xmlns:wp="http://schemas.openxmlformats.org/drawingml/2006/wordprocessingDrawing" xmlns:w10="urn:schemas-microsoft-com:office:word" xmlns:w="http://schemas.openxmlformats.org/wordprocessingml/2006/main" xmlns:w14="http://schemas.microsoft.com/office/word/2010/wordml" xmlns:w15="http://schemas.microsoft.com/office/word/2012/wordml" xmlns:w16cid="http://schemas.microsoft.com/office/word/2016/wordml/cid" xmlns:w16se="http://schemas.microsoft.com/office/word/2015/wordml/symex" xmlns:wpg="http://schemas.microsoft.com/office/word/2010/wordprocessingGroup" xmlns:wpi="http://schemas.microsoft.com/office/word/2010/wordprocessingInk" xmlns:wne="http://schemas.microsoft.com/office/word/2006/wordml" xmlns:wps="http://schemas.microsoft.com/office/word/2010/wordprocessingShape" mc:Ignorable="w14 w15 w16se w16cid wp14">
+<w:document xmlns:wpc="http://schemas.microsoft.com/office/word/2010/wordprocessingCanvas" xmlns:cx="http://schemas.microsoft.com/office/drawing/2014/chartex" xmlns:cx1="http://schemas.microsoft.com/office/drawing/2015/9/8/chartex" xmlns:cx2="http://schemas.microsoft.com/office/drawing/2015/10/21/chartex" xmlns:cx3="http://schemas.microsoft.com/office/drawing/2016/5/9/chartex" xmlns:cx4="http://schemas.microsoft.com/office/drawing/2016/5/10/chartex" xmlns:cx5="http://schemas.microsoft.com/office/drawing/2016/5/11/chartex" xmlns:cx6="http://schemas.microsoft.com/office/drawing/2016/5/12/chartex" xmlns:cx7="http://schemas.microsoft.com/office/drawing/2016/5/13/chartex" xmlns:cx8="http://schemas.microsoft.com/office/drawing/2016/5/14/chartex" xmlns:mc="http://schemas.openxmlformats.org/markup-compatibility/2006" xmlns:aink="http://schemas.microsoft.com/office/drawing/2016/ink" xmlns:am3d="http://schemas.microsoft.com/office/drawing/2017/model3d" xmlns:o="urn:schemas-microsoft-com:office:office" xmlns:oel="http://schemas.microsoft.com/office/2019/extlst" xmlns:r="http://schemas.openxmlformats.org/officeDocument/2006/relationships" xmlns:m="http://schemas.openxmlformats.org/officeDocument/2006/math" xmlns:v="urn:schemas-microsoft-com:vml" xmlns:wp14="http://schemas.microsoft.com/office/word/2010/wordprocessingDrawing" xmlns:wp="http://schemas.openxmlformats.org/drawingml/2006/wordprocessingDrawing" xmlns:w10="urn:schemas-microsoft-com:office:word" xmlns:w="http://schemas.openxmlformats.org/wordprocessingml/2006/main" xmlns:w14="http://schemas.microsoft.com/office/word/2010/wordml" xmlns:w15="http://schemas.microsoft.com/office/word/2012/wordml" xmlns:w16cex="http://schemas.microsoft.com/office/word/2018/wordml/cex" xmlns:w16cid="http://schemas.microsoft.com/office/word/2016/wordml/cid" xmlns:w16="http://schemas.microsoft.com/office/word/2018/wordml" xmlns:w16du="http://schemas.microsoft.com/office/word/2023/wordml/word16du" xmlns:w16sdtdh="http://schemas.microsoft.com/office/word/2020/wordml/sdtdatahash" xmlns:w16sdtfl="http://schemas.microsoft.com/office/word/2024/wordml/sdtformatlock" xmlns:w16se="http://schemas.microsoft.com/office/word/2015/wordml/symex" xmlns:wpg="http://schemas.microsoft.com/office/word/2010/wordprocessingGroup" xmlns:wpi="http://schemas.microsoft.com/office/word/2010/wordprocessingInk" xmlns:wne="http://schemas.microsoft.com/office/word/2006/wordml" xmlns:wps="http://schemas.microsoft.com/office/word/2010/wordprocessingShape" mc:Ignorable="w14 w15 w16se w16cid w16 w16cex w16sdtdh w16sdtfl w16du wp14">
   <w:body>
     <w:p>
       <w:pPr>
@@ -353,7 +353,7 @@
               <mc:AlternateContent>
                 <mc:Choice Requires="wps">
                   <w:drawing>
-                    <wp:anchor distT="0" distB="0" distL="114300" distR="114300" simplePos="0" relativeHeight="251659264" behindDoc="0" locked="0" layoutInCell="1" allowOverlap="1">
+                    <wp:anchor distT="0" distB="0" distL="114300" distR="114300" simplePos="0" relativeHeight="251659264" behindDoc="0" locked="0" layoutInCell="1" allowOverlap="1" wp14:anchorId="4E6DC6D2" wp14:editId="6471516F">
                       <wp:simplePos x="0" y="0"/>
                       <wp:positionH relativeFrom="column">
                         <wp:posOffset>8890</wp:posOffset>
@@ -2319,28 +2319,8 @@
           <w:sz w:val="24"/>
           <w:szCs w:val="24"/>
         </w:rPr>
-        <w:t xml:space="preserve"> </w:t>
+        <w:t xml:space="preserve"> sai manikan</w:t>
       </w:r>
-      <w:proofErr w:type="spellStart"/>
-      <w:r>
-        <w:rPr>
-          <w:b/>
-          <w:sz w:val="24"/>
-          <w:szCs w:val="24"/>
-        </w:rPr>
-        <w:t>sai</w:t>
-      </w:r>
-      <w:proofErr w:type="spellEnd"/>
-      <w:r>
-        <w:rPr>
-          <w:b/>
-          <w:sz w:val="24"/>
-          <w:szCs w:val="24"/>
-        </w:rPr>
-        <w:t xml:space="preserve"> manikan</w:t>
-      </w:r>
-      <w:bookmarkStart w:id="0" w:name="_GoBack"/>
-      <w:bookmarkEnd w:id="0"/>
     </w:p>
     <w:p>
       <w:pPr>
@@ -2623,7 +2603,7 @@
               <mc:AlternateContent>
                 <mc:Choice Requires="wps">
                   <w:drawing>
-                    <wp:anchor distT="0" distB="0" distL="114300" distR="114300" simplePos="0" relativeHeight="251662336" behindDoc="0" locked="0" layoutInCell="1" allowOverlap="1">
+                    <wp:anchor distT="0" distB="0" distL="114300" distR="114300" simplePos="0" relativeHeight="251662336" behindDoc="0" locked="0" layoutInCell="1" allowOverlap="1" wp14:anchorId="6A4E05C9" wp14:editId="4E40D087">
                       <wp:simplePos x="0" y="0"/>
                       <wp:positionH relativeFrom="column">
                         <wp:posOffset>8890</wp:posOffset>
@@ -4644,8 +4624,8 @@
       <w:pPr>
         <w:rPr>
           <w:b/>
-          <w:sz w:val="20"/>
-          <w:szCs w:val="20"/>
+          <w:sz w:val="24"/>
+          <w:szCs w:val="24"/>
         </w:rPr>
       </w:pPr>
       <w:r>
@@ -4655,6 +4635,41 @@
           <w:szCs w:val="24"/>
         </w:rPr>
         <w:t>LAB OCCUPENCY:77%</w:t>
+      </w:r>
+    </w:p>
+    <w:p>
+      <w:pPr>
+        <w:rPr>
+          <w:b/>
+          <w:sz w:val="24"/>
+          <w:szCs w:val="24"/>
+        </w:rPr>
+      </w:pPr>
+    </w:p>
+    <w:p>
+      <w:pPr>
+        <w:rPr>
+          <w:b/>
+          <w:sz w:val="24"/>
+          <w:szCs w:val="24"/>
+        </w:rPr>
+      </w:pPr>
+    </w:p>
+    <w:p>
+      <w:pPr>
+        <w:rPr>
+          <w:b/>
+          <w:sz w:val="20"/>
+          <w:szCs w:val="20"/>
+        </w:rPr>
+      </w:pPr>
+      <w:r>
+        <w:rPr>
+          <w:b/>
+          <w:sz w:val="24"/>
+          <w:szCs w:val="24"/>
+        </w:rPr>
+        <w:t>Edit from my side</w:t>
       </w:r>
     </w:p>
     <w:sectPr>
@@ -4668,7 +4683,7 @@
 </file>
 
 <file path=word/styles.xml><?xml version="1.0" encoding="utf-8"?>
-<w:styles xmlns:mc="http://schemas.openxmlformats.org/markup-compatibility/2006" xmlns:r="http://schemas.openxmlformats.org/officeDocument/2006/relationships" xmlns:w="http://schemas.openxmlformats.org/wordprocessingml/2006/main" xmlns:w14="http://schemas.microsoft.com/office/word/2010/wordml" xmlns:w15="http://schemas.microsoft.com/office/word/2012/wordml" xmlns:w16cid="http://schemas.microsoft.com/office/word/2016/wordml/cid" xmlns:w16se="http://schemas.microsoft.com/office/word/2015/wordml/symex" mc:Ignorable="w14 w15 w16se w16cid">
+<w:styles xmlns:mc="http://schemas.openxmlformats.org/markup-compatibility/2006" xmlns:r="http://schemas.openxmlformats.org/officeDocument/2006/relationships" xmlns:w="http://schemas.openxmlformats.org/wordprocessingml/2006/main" xmlns:w14="http://schemas.microsoft.com/office/word/2010/wordml" xmlns:w15="http://schemas.microsoft.com/office/word/2012/wordml" xmlns:w16cex="http://schemas.microsoft.com/office/word/2018/wordml/cex" xmlns:w16cid="http://schemas.microsoft.com/office/word/2016/wordml/cid" xmlns:w16="http://schemas.microsoft.com/office/word/2018/wordml" xmlns:w16du="http://schemas.microsoft.com/office/word/2023/wordml/word16du" xmlns:w16sdtdh="http://schemas.microsoft.com/office/word/2020/wordml/sdtdatahash" xmlns:w16sdtfl="http://schemas.microsoft.com/office/word/2024/wordml/sdtformatlock" xmlns:w16se="http://schemas.microsoft.com/office/word/2015/wordml/symex" mc:Ignorable="w14 w15 w16se w16cid w16 w16cex w16sdtdh w16sdtfl w16du">
   <w:docDefaults>
     <w:rPrDefault>
       <w:rPr>
@@ -4678,7 +4693,7 @@
     </w:rPrDefault>
     <w:pPrDefault/>
   </w:docDefaults>
-  <w:latentStyles w:defLockedState="0" w:defUIPriority="99" w:defSemiHidden="0" w:defUnhideWhenUsed="0" w:defQFormat="0" w:count="375">
+  <w:latentStyles w:defLockedState="0" w:defUIPriority="99" w:defSemiHidden="0" w:defUnhideWhenUsed="0" w:defQFormat="0" w:count="376">
     <w:lsdException w:name="Normal" w:uiPriority="0" w:qFormat="1"/>
     <w:lsdException w:name="heading 1" w:uiPriority="9" w:qFormat="1"/>
     <w:lsdException w:name="heading 2" w:semiHidden="1" w:uiPriority="9" w:unhideWhenUsed="1" w:qFormat="1"/>
@@ -4784,7 +4799,7 @@
     <w:lsdException w:name="HTML Sample" w:semiHidden="1" w:unhideWhenUsed="1"/>
     <w:lsdException w:name="HTML Typewriter" w:semiHidden="1" w:unhideWhenUsed="1"/>
     <w:lsdException w:name="HTML Variable" w:semiHidden="1" w:unhideWhenUsed="1"/>
-    <w:lsdException w:name="Normal Table" w:qFormat="1"/>
+    <w:lsdException w:name="Normal Table" w:semiHidden="1" w:unhideWhenUsed="1" w:qFormat="1"/>
     <w:lsdException w:name="annotation subject" w:semiHidden="1" w:unhideWhenUsed="1"/>
     <w:lsdException w:name="No List" w:semiHidden="1" w:unhideWhenUsed="1"/>
     <w:lsdException w:name="Outline List 1" w:semiHidden="1" w:unhideWhenUsed="1"/>
@@ -4828,8 +4843,10 @@
     <w:lsdException w:name="Table Elegant" w:semiHidden="1" w:unhideWhenUsed="1"/>
     <w:lsdException w:name="Table Professional" w:semiHidden="1" w:unhideWhenUsed="1"/>
     <w:lsdException w:name="Table Subtle 1" w:semiHidden="1" w:unhideWhenUsed="1"/>
+    <w:lsdException w:name="Table Subtle 2" w:semiHidden="1" w:unhideWhenUsed="1"/>
     <w:lsdException w:name="Table Web 1" w:semiHidden="1" w:unhideWhenUsed="1"/>
     <w:lsdException w:name="Table Web 2" w:semiHidden="1" w:unhideWhenUsed="1"/>
+    <w:lsdException w:name="Table Web 3" w:semiHidden="1" w:unhideWhenUsed="1"/>
     <w:lsdException w:name="Balloon Text" w:semiHidden="1" w:unhideWhenUsed="1"/>
     <w:lsdException w:name="Table Grid" w:uiPriority="59"/>
     <w:lsdException w:name="Table Theme" w:semiHidden="1" w:unhideWhenUsed="1"/>
@@ -5049,6 +5066,7 @@
     <w:lsdException w:name="Smart Hyperlink" w:semiHidden="1" w:unhideWhenUsed="1"/>
     <w:lsdException w:name="Hashtag" w:semiHidden="1" w:unhideWhenUsed="1"/>
     <w:lsdException w:name="Unresolved Mention" w:semiHidden="1" w:unhideWhenUsed="1"/>
+    <w:lsdException w:name="Smart Link" w:semiHidden="1" w:unhideWhenUsed="1"/>
   </w:latentStyles>
   <w:style w:type="paragraph" w:default="1" w:styleId="Normal">
     <w:name w:val="Normal"/>
